--- a/CMA_B1_Ch07_AnswerKeys.docx
+++ b/CMA_B1_Ch07_AnswerKeys.docx
@@ -27,7 +27,7 @@
           <w:sz w:val="20"/>
           <w:szCs w:val="20"/>
         </w:rPr>
-        <w:t xml:space="preserve">Sections 7.1, 7.2 · Inventory I: Goods, Costs and Cost Flows · 56 items · keep this sheet separate from the handout</w:t>
+        <w:t xml:space="preserve">Which goods belong in inventory? · Which costs belong in inventory? · Inventory I: Goods, Costs and Cost Flows · 56 items · keep this sheet separate from the handout</w:t>
       </w:r>
     </w:p>
     <w:tbl>
@@ -2944,7 +2944,7 @@
           <w:sz w:val="20"/>
           <w:szCs w:val="20"/>
         </w:rPr>
-        <w:t xml:space="preserve">Section 7.3 · Inventory I: Goods, Costs and Cost Flows · 47 items · keep this sheet separate from the handout</w:t>
+        <w:t xml:space="preserve">Cost flow assumptions · Inventory I: Goods, Costs and Cost Flows · 47 items · keep this sheet separate from the handout</w:t>
       </w:r>
     </w:p>
     <w:tbl>
@@ -5486,7 +5486,7 @@
           <w:sz w:val="20"/>
           <w:szCs w:val="20"/>
         </w:rPr>
-        <w:t xml:space="preserve">The practice set · Inventory I: Goods, Costs and Cost Flows · 47 items · keep this sheet separate from the handout</w:t>
+        <w:t xml:space="preserve">Inventory I: exam practice · Inventory I: Goods, Costs and Cost Flows · 47 items · keep this sheet separate from the handout</w:t>
       </w:r>
     </w:p>
     <w:tbl>
